--- a/klagomål/A 11738-2026 FSC-klagomål.docx
+++ b/klagomål/A 11738-2026 FSC-klagomål.docx
@@ -1482,7 +1482,7 @@
     <w:r>
       <w:tab/>
       <w:tab/>
-      <w:t>2026-06-19</w:t>
+      <w:t>2026-06-20</w:t>
       <w:br/>
       <w:br/>
     </w:r>

--- a/klagomål/A 11738-2026 FSC-klagomål.docx
+++ b/klagomål/A 11738-2026 FSC-klagomål.docx
@@ -168,38 +168,7 @@
     </w:p>
     <w:p>
       <w:r>
-        <w:t>Detta dokument behandlar höga naturvärden i avverkningsanmälan A 11738-2026 i Åtvidabergs kommun som inkom 2026-03-03 och omfattar 1,6 ha.</w:t>
-      </w:r>
-    </w:p>
-    <w:p>
-      <w:r>
-        <w:t>Nedan presenteras fynd av naturvårdsarter och fridlysta arter som gjorts i det avverkningsanmälda området, samt relevanta utdrag ur standarderna för FSC, Chain of Custody, Controlled Wood och PEFC. I BILAGA 1 finns artfakta om fridlysta och rödlistade arter.</w:t>
-      </w:r>
-    </w:p>
-    <w:p>
-      <w:r>
-        <w:t>Vi förväntar oss att ni återkommer med ett skriftligt svar på vårt klagomål och även beskriver vilka korrigerande åtgärder ni satt in för att rätta till identifierade brister i er efterlevnad av den svenska FSC standarden.</w:t>
-      </w:r>
-    </w:p>
-    <w:p>
-      <w:pPr>
-        <w:pStyle w:val="Heading1"/>
-      </w:pPr>
-      <w:r>
-        <w:t>Naturvårdsarter</w:t>
-      </w:r>
-    </w:p>
-    <w:p>
-      <w:r>
-        <w:t>I och inom 18 meter från avverkningsanmälan har följande 7 naturvårdsarter hittats: knärot (VU, T, §8), dvärgbägarlav (NT, T), tallticka (NT, T), vedskivlav (NT, T), blåmossa (S, T), mindre märgborre (S, T) och spillkråka (T, §4). Av dessa är 4 rödlistade. För rödlistade arter har rödlistekategorin angivits inom parentes. Arter som är signalarter enligt Skogsstyrelsen har markerats med (S). Typiska arter inom Natura 2000 som är kopplade till skogsekosystem har markerats med (T). För fridlysta arter anges även paragrafen i Artskyddsförordningen som arten är fridlyst enligt.</w:t>
-      </w:r>
-    </w:p>
-    <w:p>
-      <w:r>
-        <w:t>De påträffade naturvårdsarterna är ett tydligt kvitto på att det rör sig om en skog med höga naturvärden.</w:t>
-      </w:r>
-      <w:r>
-        <w:t xml:space="preserve"> I Figur 1 visas fyndplatser för naturvårdsarter i området, som finns registrerade på Artportalen.</w:t>
+        <w:t>Detta klagomål behandlar höga naturvärden i avverkningsanmälan A 11738-2026 i Åtvidabergs kommun som inkom 2026-03-03 och omfattar 1,6 ha.</w:t>
       </w:r>
     </w:p>
     <w:p>
@@ -209,7 +178,7 @@
       <w:r>
         <w:drawing>
           <wp:inline xmlns:a="http://schemas.openxmlformats.org/drawingml/2006/main" xmlns:pic="http://schemas.openxmlformats.org/drawingml/2006/picture">
-            <wp:extent cx="5475382" cy="5688000"/>
+            <wp:extent cx="5486400" cy="5699446"/>
             <wp:docPr id="1" name="Picture 1"/>
             <wp:cNvGraphicFramePr>
               <a:graphicFrameLocks noChangeAspect="1"/>
@@ -230,7 +199,7 @@
                   <pic:spPr>
                     <a:xfrm>
                       <a:off x="0" y="0"/>
-                      <a:ext cx="5475382" cy="5688000"/>
+                      <a:ext cx="5486400" cy="5699446"/>
                     </a:xfrm>
                     <a:prstGeom prst="rect"/>
                   </pic:spPr>
@@ -247,34 +216,35 @@
         <w:spacing w:after="240"/>
       </w:pPr>
       <w:r>
-        <w:t>Figur 1. Fyndplatser för naturvårdsarter i och inom 18 meter från avverkningsanmälan (röd linje). Markörer utan svart kant är placerade på fyndplatsen. Markörer med svart kant är placerade vid sidan av fyndplatsen och har ett svart streck som visar fyndplatsens exakta position. Kartans mittpunktskoordinat är N 6465574, E 565194 i SWEREF 99 TM.</w:t>
+        <w:t>Figur 1. Fyndplatser för naturvårdsarter i och inom 18 meter från avverkningsanmälan. Markörer utan svart kant är placerade på fyndplatsen. Markörer med svart kant är placerade vid sidan av fyndplatsen har ett svart streck som visar fyndplatsens exakta position. Kartans mittpunktskoordinat är N 6465574, E 565194 i SWEREF 99 TM.</w:t>
+      </w:r>
+    </w:p>
+    <w:p>
+      <w:r>
+        <w:t>I och inom 18 meter från avverkningsanmälan finns fynd av 7 naturvårdsarter, varav 4 är rödlistade, 2 är fridlysta, 7 är typiska (T) och 2 är signalarter (S): knärot (VU, T, §8), dvärgbägarlav (NT, T), tallticka (NT, T), vedskivlav (NT, T), blåmossa (S, T), mindre märgborre (S, T) och spillkråka (T, §4). Se Figur 1.</w:t>
+      </w:r>
+    </w:p>
+    <w:p>
+      <w:r>
+        <w:t>Nedan presenteras relevanta utdrag ur standarderna för FSC, Chain of Custody, Controlled Wood och PEFC.</w:t>
+      </w:r>
+    </w:p>
+    <w:p>
+      <w:r>
+        <w:t>Vi förväntar oss att ni återkommer med ett skriftligt svar på vårt klagomål och även beskriver vilka korrigerande åtgärder ni satt in för att rätta till identifierade brister i er efterlevnad av den svenska FSC standarden.</w:t>
       </w:r>
     </w:p>
     <w:p>
       <w:pPr>
-        <w:pStyle w:val="Heading2"/>
+        <w:pStyle w:val="Heading1"/>
       </w:pPr>
       <w:r>
-        <w:t>Fridlysta arter</w:t>
+        <w:t>Naturvårdsarter och fridlysta arter</w:t>
       </w:r>
     </w:p>
     <w:p>
       <w:r>
-        <w:t>Följande fridlysta arter har sina livsmiljöer och växtplatser i den avverkningsanmälda skogen: knärot (VU, T, §8) och spillkråka (T, §4).</w:t>
-      </w:r>
-    </w:p>
-    <w:p>
-      <w:r>
-        <w:t xml:space="preserve">Observera att medlemsländerna är skyldiga att agera i enlighet med EU:s fågeldirektiv där det uttryckligen står att direktivet gäller för fåglar samt för deras ägg, bon och </w:t>
-      </w:r>
-      <w:r>
-        <w:rPr>
-          <w:b/>
-        </w:rPr>
-        <w:t xml:space="preserve">livsmiljöer </w:t>
-      </w:r>
-      <w:r>
-        <w:t>(artikel 1). Vidare att de åtgärder som vidtas inte får leda till en försämring av den nuvarande situationen beträffande bevarandet av de fågelarter som avses i artikel 1 (artikel 13). Fågeldirektivet är styrande för tillsynsansvariga myndigheters ärendehantering, ställningstaganden och beslutsfattande.</w:t>
+        <w:t>Nedan följer beskrivningar av de naturvårdsarter och fridlysta arter som har sina livsmiljöer och växtplatser i den avverkningsanmälda skogen. Se även ytterligare artfakta i BILAGA 1. De påträffade naturvårdsarterna är ett tydligt kvitto på att det rör sig om en skog med höga naturvärden.</w:t>
       </w:r>
     </w:p>
     <w:p>
@@ -382,10 +352,30 @@
         <w:rPr>
           <w:b/>
         </w:rPr>
-        <w:t>Spillkråka (§4)</w:t>
-      </w:r>
-      <w:r>
-        <w:t xml:space="preserve"> omfattas av bilaga 1 i EU:s fågeldirektiv och är typisk art för </w:t>
+        <w:t>Dvärgbägarlav (NT)</w:t>
+      </w:r>
+      <w:r>
+        <w:t xml:space="preserve"> förekommer över hela Sverige på gammal hård ved, huvudsakligen på tall men i södra Sverige även på ek. Veden utgörs framförallt av grova stubbar, lågor och grenar. Substratet har blivit sällsyntare och nybildning av substrat sker bara i begränsad omfattning. Arten hotas av att grova lågor blir allt sällsyntare i dagens kulturskogar samt att nybildningen av lämpliga substrat går mycket långsamt. En riklig tillgång på gamla tall- eller eklågor måste säkerställas på artens lokaler. Dvärgbägarlav är typisk art för </w:t>
+      </w:r>
+      <w:r>
+        <w:rPr>
+          <w:i/>
+        </w:rPr>
+        <w:t>9010 Taiga</w:t>
+      </w:r>
+      <w:r>
+        <w:t xml:space="preserve"> (SLU Artdatabanken, 2024; Nitare &amp; Skogsstyrelsen, 2019).</w:t>
+      </w:r>
+    </w:p>
+    <w:p>
+      <w:r>
+        <w:rPr>
+          <w:b/>
+        </w:rPr>
+        <w:t xml:space="preserve">Tallticka (NT) </w:t>
+      </w:r>
+      <w:r>
+        <w:t xml:space="preserve">uppträder först på tallar som är 100–150 år gamla men är vanligast på träd som är runt 150–200 år eller äldre. I skogslandskapet är den främst knuten till tallnaturskogar och restbiotoper med biologiskt gamla träd och signalerar vanligtvis skyddsvärda tallbestånd med höga naturvärden. Tallticka är typisk art för </w:t>
       </w:r>
       <w:r>
         <w:rPr>
@@ -394,6 +384,113 @@
         <w:t xml:space="preserve">9010 Taiga </w:t>
       </w:r>
       <w:r>
+        <w:t xml:space="preserve">och </w:t>
+      </w:r>
+      <w:r>
+        <w:rPr>
+          <w:i/>
+        </w:rPr>
+        <w:t>9060 Åsbarrskog</w:t>
+      </w:r>
+      <w:r>
+        <w:t xml:space="preserve"> (SLU Artdatabanken, 2023; Nitare &amp; Skogsstyrelsen, 2019).</w:t>
+      </w:r>
+    </w:p>
+    <w:p>
+      <w:r>
+        <w:rPr>
+          <w:b/>
+        </w:rPr>
+        <w:t>Vedskivlav (NT)</w:t>
+      </w:r>
+      <w:r>
+        <w:t xml:space="preserve"> växer på gammal, torr, exponerad, hård kärnved av framförallt tall i naturskogsartade bestånd. Avverkning av tallskog av naturskogskaraktär med spår av återkommande bränder är ett hot. Mängden lämplig ved att växa på för vedskivlav minskar, dels på grund av naturlig nedbrytning men framförallt på grund av att de förstörs i samband med slutavverkningar, gallringar och markberedning. Tall- och blandbarrskogar av naturskogskaraktär med spår av återkommande bränder bör skyddas. Vedskivlav är typisk art för </w:t>
+      </w:r>
+      <w:r>
+        <w:rPr>
+          <w:i/>
+        </w:rPr>
+        <w:t>9010 Taiga</w:t>
+      </w:r>
+      <w:r>
+        <w:t xml:space="preserve"> (SLU Artdatabanken, 2024).</w:t>
+      </w:r>
+    </w:p>
+    <w:p>
+      <w:r>
+        <w:rPr>
+          <w:b/>
+        </w:rPr>
+        <w:t xml:space="preserve">Blåmossa </w:t>
+      </w:r>
+      <w:r>
+        <w:t xml:space="preserve">har karaktäristiska kuddar som är lätta att se på långt håll. Mycket stora kuddar, större än 0,5 meter i höjd, indikerar höga naturvärden där skogen har en lång period av orördhet oh stabila miljöförhållanden. Mossan växer under gynnsamma omständigheter cirka 1 centimeter per år och stora kuddar kan därför indirekt visa att lokalen varit lämplig under en lång tid. Blåmossa är typisk art för </w:t>
+      </w:r>
+      <w:r>
+        <w:rPr>
+          <w:i/>
+        </w:rPr>
+        <w:t>9010 Taiga, 9080 Lövsumpskog</w:t>
+      </w:r>
+      <w:r>
+        <w:t xml:space="preserve"> och </w:t>
+      </w:r>
+      <w:r>
+        <w:rPr>
+          <w:i/>
+        </w:rPr>
+        <w:t>9750 Svämlövskog</w:t>
+      </w:r>
+      <w:r>
+        <w:t xml:space="preserve"> (SLU Artdatabanken, 2025; Nitare &amp; Skogsstyrelsen, 2019).</w:t>
+      </w:r>
+    </w:p>
+    <w:p>
+      <w:r>
+        <w:rPr>
+          <w:b/>
+        </w:rPr>
+        <w:t>Mindre märgborre</w:t>
+      </w:r>
+      <w:r>
+        <w:t xml:space="preserve"> är en signalart för tallskog med höga naturvärden och betraktas tillsammans med skarptandad barkborre som nyckelarter för ett antal sällsynta åtgärdsprogramsarter som är beroende av deras gångsystem. Bland dessa kan nämnas avlång barkborre (VU), </w:t>
+      </w:r>
+      <w:r>
+        <w:rPr>
+          <w:i/>
+        </w:rPr>
+        <w:t>Corticeus longulus</w:t>
+      </w:r>
+      <w:r>
+        <w:t xml:space="preserve"> (VU), tallgångbagge (VU), cholodkovskys bastborre (NT) och tallbarksvartbagge (NT). Den mindre märgborrens måsvingeliknande gnaggångar är lätta att känna igen och hittas ofta på grova tallgrenar på marken. Rika förekomster av främst mindre märgborre men även skarptandad barkborre är en signal för artrikedom och inventeringar har visat att det är i skogar med en naturlig självgallring som det skapas förutsättningar för dessa arter samt de efterföljande åtgärdsprogramsarterna. Tallskogar med stark förekomst av mindre märgborre och skarptandad barkborre bör avsättas som reservat. Generellt bör hänsyn tas vid slutavverkning av talldominerad skog så att avverkningsrester som gren- och toppdelar lämnas. Mindre märgborre är typisk art för </w:t>
+      </w:r>
+      <w:r>
+        <w:rPr>
+          <w:i/>
+        </w:rPr>
+        <w:t>9060 Åsbarrskog</w:t>
+      </w:r>
+      <w:r>
+        <w:t xml:space="preserve"> (SLU Artdatabanken, 2026; Pettersson, 2014; Hedgren, 2012; Gunnarsson m fl., 1999).</w:t>
+      </w:r>
+    </w:p>
+    <w:p>
+      <w:r>
+        <w:rPr>
+          <w:b/>
+        </w:rPr>
+        <w:t>Spillkråka (§4)</w:t>
+      </w:r>
+      <w:r>
+        <w:t xml:space="preserve"> omfattas av bilaga 1 i EU:s fågeldirektiv och är typisk art för </w:t>
+      </w:r>
+      <w:r>
+        <w:rPr>
+          <w:i/>
+        </w:rPr>
+        <w:t xml:space="preserve">9010 Taiga </w:t>
+      </w:r>
+      <w:r>
         <w:t>och</w:t>
       </w:r>
       <w:r>
@@ -404,146 +501,6 @@
       </w:r>
       <w:r>
         <w:t>. Den behöver grova träd, främst tall, asp och bok som boträd. Skogsbruk med korta omloppstider och täta, homogena ungskogar utgör det största hotet. Spillkråka är en nyckelart i skogliga miljöer vars övergivna bohål utnyttjas av flera andra hålhäckande fågelarter och fladdermöss, däribland pärluggla (EN, §4), knipa (§4), salskrake (§4) och skogsduva (§4). Hökuggla (VU, §4) och slaguggla (§4) häckar ofta i högstubbar som brutits av i höjd med ett gammalt spillkråkebo (SLU Artdatabanken, 2026; Skogsstyrelsen, 2016).</w:t>
-      </w:r>
-    </w:p>
-    <w:p>
-      <w:r>
-        <w:t>I BILAGA 1 finns mer detaljerad information om ekologi samt krav på livsmiljö hos fridlysta arter.</w:t>
-      </w:r>
-    </w:p>
-    <w:p>
-      <w:pPr>
-        <w:pStyle w:val="Heading2"/>
-      </w:pPr>
-      <w:r>
-        <w:t>Övriga naturvårdsarter</w:t>
-      </w:r>
-    </w:p>
-    <w:p>
-      <w:r>
-        <w:rPr>
-          <w:b/>
-        </w:rPr>
-        <w:t xml:space="preserve">Blåmossa </w:t>
-      </w:r>
-      <w:r>
-        <w:t xml:space="preserve">har karaktäristiska kuddar som är lätta att se på långt håll. Mycket stora kuddar, större än 0,5 meter i höjd, indikerar höga naturvärden där skogen har en lång period av orördhet oh stabila miljöförhållanden. Mossan växer under gynnsamma omständigheter cirka 1 centimeter per år och stora kuddar kan därför indirekt visa att lokalen varit lämplig under en lång tid. Blåmossa är typisk art för </w:t>
-      </w:r>
-      <w:r>
-        <w:rPr>
-          <w:i/>
-        </w:rPr>
-        <w:t>9010 Taiga, 9080 Lövsumpskog</w:t>
-      </w:r>
-      <w:r>
-        <w:t xml:space="preserve"> och </w:t>
-      </w:r>
-      <w:r>
-        <w:rPr>
-          <w:i/>
-        </w:rPr>
-        <w:t>9750 Svämlövskog</w:t>
-      </w:r>
-      <w:r>
-        <w:t xml:space="preserve"> (SLU Artdatabanken, 2025; Nitare &amp; Skogsstyrelsen, 2019).</w:t>
-      </w:r>
-    </w:p>
-    <w:p>
-      <w:r>
-        <w:rPr>
-          <w:b/>
-        </w:rPr>
-        <w:t>Dvärgbägarlav (NT)</w:t>
-      </w:r>
-      <w:r>
-        <w:t xml:space="preserve"> förekommer över hela Sverige på gammal hård ved, huvudsakligen på tall men i södra Sverige även på ek. Veden utgörs framförallt av grova stubbar, lågor och grenar. Substratet har blivit sällsyntare och nybildning av substrat sker bara i begränsad omfattning. Arten hotas av att grova lågor blir allt sällsyntare i dagens kulturskogar samt att nybildningen av lämpliga substrat går mycket långsamt. En riklig tillgång på gamla tall- eller eklågor måste säkerställas på artens lokaler. Dvärgbägarlav är typisk art för </w:t>
-      </w:r>
-      <w:r>
-        <w:rPr>
-          <w:i/>
-        </w:rPr>
-        <w:t>9010 Taiga</w:t>
-      </w:r>
-      <w:r>
-        <w:t xml:space="preserve"> (SLU Artdatabanken, 2024; Nitare &amp; Skogsstyrelsen, 2019).</w:t>
-      </w:r>
-    </w:p>
-    <w:p>
-      <w:r>
-        <w:rPr>
-          <w:b/>
-        </w:rPr>
-        <w:t>Mindre märgborre</w:t>
-      </w:r>
-      <w:r>
-        <w:t xml:space="preserve"> är en signalart för tallskog med höga naturvärden och betraktas tillsammans med skarptandad barkborre som nyckelarter för ett antal sällsynta åtgärdsprogramsarter som är beroende av deras gångsystem. Bland dessa kan nämnas avlång barkborre (VU), </w:t>
-      </w:r>
-      <w:r>
-        <w:rPr>
-          <w:i/>
-        </w:rPr>
-        <w:t>Corticeus longulus</w:t>
-      </w:r>
-      <w:r>
-        <w:t xml:space="preserve"> (VU), tallgångbagge (VU), cholodkovskys bastborre (NT) och tallbarksvartbagge (NT). Den mindre märgborrens måsvingeliknande gnaggångar är lätta att känna igen och hittas ofta på grova tallgrenar på marken. Rika förekomster av främst mindre märgborre men även skarptandad barkborre är en signal för artrikedom och inventeringar har visat att det är i skogar med en naturlig självgallring som det skapas förutsättningar för dessa arter samt de efterföljande åtgärdsprogramsarterna. Tallskogar med stark förekomst av mindre märgborre och skarptandad barkborre bör avsättas som reservat. Generellt bör hänsyn tas vid slutavverkning av talldominerad skog så att avverkningsrester som gren- och toppdelar lämnas. Mindre märgborre är typisk art för </w:t>
-      </w:r>
-      <w:r>
-        <w:rPr>
-          <w:i/>
-        </w:rPr>
-        <w:t>9060 Åsbarrskog</w:t>
-      </w:r>
-      <w:r>
-        <w:t xml:space="preserve"> (SLU Artdatabanken, 2026; Pettersson, 2014; Hedgren, 2012; Gunnarsson m fl., 1999).</w:t>
-      </w:r>
-    </w:p>
-    <w:p>
-      <w:r>
-        <w:rPr>
-          <w:b/>
-        </w:rPr>
-        <w:t xml:space="preserve">Tallticka (NT) </w:t>
-      </w:r>
-      <w:r>
-        <w:t xml:space="preserve">uppträder först på tallar som är 100–150 år gamla men är vanligast på träd som är runt 150–200 år eller äldre. I skogslandskapet är den främst knuten till tallnaturskogar och restbiotoper med biologiskt gamla träd och signalerar vanligtvis skyddsvärda tallbestånd med höga naturvärden. Tallticka är typisk art för </w:t>
-      </w:r>
-      <w:r>
-        <w:rPr>
-          <w:i/>
-        </w:rPr>
-        <w:t xml:space="preserve">9010 Taiga </w:t>
-      </w:r>
-      <w:r>
-        <w:t xml:space="preserve">och </w:t>
-      </w:r>
-      <w:r>
-        <w:rPr>
-          <w:i/>
-        </w:rPr>
-        <w:t>9060 Åsbarrskog</w:t>
-      </w:r>
-      <w:r>
-        <w:t xml:space="preserve"> (SLU Artdatabanken, 2023; Nitare &amp; Skogsstyrelsen, 2019).</w:t>
-      </w:r>
-    </w:p>
-    <w:p>
-      <w:r>
-        <w:rPr>
-          <w:b/>
-        </w:rPr>
-        <w:t>Vedskivlav (NT)</w:t>
-      </w:r>
-      <w:r>
-        <w:t xml:space="preserve"> växer på gammal, torr, exponerad, hård kärnved av framförallt tall i naturskogsartade bestånd. Avverkning av tallskog av naturskogskaraktär med spår av återkommande bränder är ett hot. Mängden lämplig ved att växa på för vedskivlav minskar, dels på grund av naturlig nedbrytning men framförallt på grund av att de förstörs i samband med slutavverkningar, gallringar och markberedning. Tall- och blandbarrskogar av naturskogskaraktär med spår av återkommande bränder bör skyddas. Vedskivlav är typisk art för </w:t>
-      </w:r>
-      <w:r>
-        <w:rPr>
-          <w:i/>
-        </w:rPr>
-        <w:t>9010 Taiga</w:t>
-      </w:r>
-      <w:r>
-        <w:t xml:space="preserve"> (SLU Artdatabanken, 2024).</w:t>
       </w:r>
     </w:p>
     <w:p>
@@ -1482,7 +1439,7 @@
     <w:r>
       <w:tab/>
       <w:tab/>
-      <w:t>2026-06-20</w:t>
+      <w:t>2026-06-21</w:t>
       <w:br/>
       <w:br/>
     </w:r>

--- a/klagomål/A 11738-2026 FSC-klagomål.docx
+++ b/klagomål/A 11738-2026 FSC-klagomål.docx
@@ -1439,7 +1439,7 @@
     <w:r>
       <w:tab/>
       <w:tab/>
-      <w:t>2026-06-21</w:t>
+      <w:t>2026-06-22</w:t>
       <w:br/>
       <w:br/>
     </w:r>

--- a/klagomål/A 11738-2026 FSC-klagomål.docx
+++ b/klagomål/A 11738-2026 FSC-klagomål.docx
@@ -1439,7 +1439,7 @@
     <w:r>
       <w:tab/>
       <w:tab/>
-      <w:t>2026-06-22</w:t>
+      <w:t>2026-06-23</w:t>
       <w:br/>
       <w:br/>
     </w:r>

--- a/klagomål/A 11738-2026 FSC-klagomål.docx
+++ b/klagomål/A 11738-2026 FSC-klagomål.docx
@@ -1439,7 +1439,7 @@
     <w:r>
       <w:tab/>
       <w:tab/>
-      <w:t>2026-06-23</w:t>
+      <w:t>2026-06-24</w:t>
       <w:br/>
       <w:br/>
     </w:r>

--- a/klagomål/A 11738-2026 FSC-klagomål.docx
+++ b/klagomål/A 11738-2026 FSC-klagomål.docx
@@ -1439,7 +1439,7 @@
     <w:r>
       <w:tab/>
       <w:tab/>
-      <w:t>2026-06-24</w:t>
+      <w:t>2026-06-25</w:t>
       <w:br/>
       <w:br/>
     </w:r>

--- a/klagomål/A 11738-2026 FSC-klagomål.docx
+++ b/klagomål/A 11738-2026 FSC-klagomål.docx
@@ -1439,7 +1439,7 @@
     <w:r>
       <w:tab/>
       <w:tab/>
-      <w:t>2026-06-25</w:t>
+      <w:t>2026-06-26</w:t>
       <w:br/>
       <w:br/>
     </w:r>

--- a/klagomål/A 11738-2026 FSC-klagomål.docx
+++ b/klagomål/A 11738-2026 FSC-klagomål.docx
@@ -1439,7 +1439,7 @@
     <w:r>
       <w:tab/>
       <w:tab/>
-      <w:t>2026-06-26</w:t>
+      <w:t>2026-06-27</w:t>
       <w:br/>
       <w:br/>
     </w:r>

--- a/klagomål/A 11738-2026 FSC-klagomål.docx
+++ b/klagomål/A 11738-2026 FSC-klagomål.docx
@@ -1439,7 +1439,7 @@
     <w:r>
       <w:tab/>
       <w:tab/>
-      <w:t>2026-06-27</w:t>
+      <w:t>2026-06-28</w:t>
       <w:br/>
       <w:br/>
     </w:r>

--- a/klagomål/A 11738-2026 FSC-klagomål.docx
+++ b/klagomål/A 11738-2026 FSC-klagomål.docx
@@ -1439,7 +1439,7 @@
     <w:r>
       <w:tab/>
       <w:tab/>
-      <w:t>2026-06-28</w:t>
+      <w:t>2026-06-29</w:t>
       <w:br/>
       <w:br/>
     </w:r>

--- a/klagomål/A 11738-2026 FSC-klagomål.docx
+++ b/klagomål/A 11738-2026 FSC-klagomål.docx
@@ -1439,7 +1439,7 @@
     <w:r>
       <w:tab/>
       <w:tab/>
-      <w:t>2026-06-29</w:t>
+      <w:t>2026-06-30</w:t>
       <w:br/>
       <w:br/>
     </w:r>

--- a/klagomål/A 11738-2026 FSC-klagomål.docx
+++ b/klagomål/A 11738-2026 FSC-klagomål.docx
@@ -1439,7 +1439,7 @@
     <w:r>
       <w:tab/>
       <w:tab/>
-      <w:t>2026-06-30</w:t>
+      <w:t>2026-07-01</w:t>
       <w:br/>
       <w:br/>
     </w:r>

--- a/klagomål/A 11738-2026 FSC-klagomål.docx
+++ b/klagomål/A 11738-2026 FSC-klagomål.docx
@@ -1439,7 +1439,7 @@
     <w:r>
       <w:tab/>
       <w:tab/>
-      <w:t>2026-07-01</w:t>
+      <w:t>2026-07-02</w:t>
       <w:br/>
       <w:br/>
     </w:r>

--- a/klagomål/A 11738-2026 FSC-klagomål.docx
+++ b/klagomål/A 11738-2026 FSC-klagomål.docx
@@ -1439,7 +1439,7 @@
     <w:r>
       <w:tab/>
       <w:tab/>
-      <w:t>2026-07-13</w:t>
+      <w:t>2026-07-14</w:t>
       <w:br/>
       <w:br/>
     </w:r>

--- a/klagomål/A 11738-2026 FSC-klagomål.docx
+++ b/klagomål/A 11738-2026 FSC-klagomål.docx
@@ -1439,7 +1439,7 @@
     <w:r>
       <w:tab/>
       <w:tab/>
-      <w:t>2026-07-14</w:t>
+      <w:t>2026-07-15</w:t>
       <w:br/>
       <w:br/>
     </w:r>

--- a/klagomål/A 11738-2026 FSC-klagomål.docx
+++ b/klagomål/A 11738-2026 FSC-klagomål.docx
@@ -1439,7 +1439,7 @@
     <w:r>
       <w:tab/>
       <w:tab/>
-      <w:t>2026-07-15</w:t>
+      <w:t>2026-07-16</w:t>
       <w:br/>
       <w:br/>
     </w:r>

--- a/klagomål/A 11738-2026 FSC-klagomål.docx
+++ b/klagomål/A 11738-2026 FSC-klagomål.docx
@@ -1439,7 +1439,7 @@
     <w:r>
       <w:tab/>
       <w:tab/>
-      <w:t>2026-07-16</w:t>
+      <w:t>2026-07-17</w:t>
       <w:br/>
       <w:br/>
     </w:r>

--- a/klagomål/A 11738-2026 FSC-klagomål.docx
+++ b/klagomål/A 11738-2026 FSC-klagomål.docx
@@ -1439,7 +1439,7 @@
     <w:r>
       <w:tab/>
       <w:tab/>
-      <w:t>2026-07-17</w:t>
+      <w:t>2026-07-18</w:t>
       <w:br/>
       <w:br/>
     </w:r>

--- a/klagomål/A 11738-2026 FSC-klagomål.docx
+++ b/klagomål/A 11738-2026 FSC-klagomål.docx
@@ -1439,7 +1439,7 @@
     <w:r>
       <w:tab/>
       <w:tab/>
-      <w:t>2026-07-18</w:t>
+      <w:t>2026-07-19</w:t>
       <w:br/>
       <w:br/>
     </w:r>

--- a/klagomål/A 11738-2026 FSC-klagomål.docx
+++ b/klagomål/A 11738-2026 FSC-klagomål.docx
@@ -1439,7 +1439,7 @@
     <w:r>
       <w:tab/>
       <w:tab/>
-      <w:t>2026-07-19</w:t>
+      <w:t>2026-07-20</w:t>
       <w:br/>
       <w:br/>
     </w:r>

--- a/klagomål/A 11738-2026 FSC-klagomål.docx
+++ b/klagomål/A 11738-2026 FSC-klagomål.docx
@@ -1439,7 +1439,7 @@
     <w:r>
       <w:tab/>
       <w:tab/>
-      <w:t>2026-07-20</w:t>
+      <w:t>2026-07-21</w:t>
       <w:br/>
       <w:br/>
     </w:r>

--- a/klagomål/A 11738-2026 FSC-klagomål.docx
+++ b/klagomål/A 11738-2026 FSC-klagomål.docx
@@ -1439,7 +1439,7 @@
     <w:r>
       <w:tab/>
       <w:tab/>
-      <w:t>2026-07-21</w:t>
+      <w:t>2026-07-22</w:t>
       <w:br/>
       <w:br/>
     </w:r>

--- a/klagomål/A 11738-2026 FSC-klagomål.docx
+++ b/klagomål/A 11738-2026 FSC-klagomål.docx
@@ -1439,7 +1439,7 @@
     <w:r>
       <w:tab/>
       <w:tab/>
-      <w:t>2026-07-22</w:t>
+      <w:t>2026-07-23</w:t>
       <w:br/>
       <w:br/>
     </w:r>

--- a/klagomål/A 11738-2026 FSC-klagomål.docx
+++ b/klagomål/A 11738-2026 FSC-klagomål.docx
@@ -1439,7 +1439,7 @@
     <w:r>
       <w:tab/>
       <w:tab/>
-      <w:t>2026-07-23</w:t>
+      <w:t>2026-07-24</w:t>
       <w:br/>
       <w:br/>
     </w:r>

--- a/klagomål/A 11738-2026 FSC-klagomål.docx
+++ b/klagomål/A 11738-2026 FSC-klagomål.docx
@@ -1439,7 +1439,7 @@
     <w:r>
       <w:tab/>
       <w:tab/>
-      <w:t>2026-07-24</w:t>
+      <w:t>2026-07-25</w:t>
       <w:br/>
       <w:br/>
     </w:r>

--- a/klagomål/A 11738-2026 FSC-klagomål.docx
+++ b/klagomål/A 11738-2026 FSC-klagomål.docx
@@ -1439,7 +1439,7 @@
     <w:r>
       <w:tab/>
       <w:tab/>
-      <w:t>2026-07-25</w:t>
+      <w:t>2026-07-26</w:t>
       <w:br/>
       <w:br/>
     </w:r>

--- a/klagomål/A 11738-2026 FSC-klagomål.docx
+++ b/klagomål/A 11738-2026 FSC-klagomål.docx
@@ -1439,7 +1439,7 @@
     <w:r>
       <w:tab/>
       <w:tab/>
-      <w:t>2026-07-26</w:t>
+      <w:t>2026-07-27</w:t>
       <w:br/>
       <w:br/>
     </w:r>

--- a/klagomål/A 11738-2026 FSC-klagomål.docx
+++ b/klagomål/A 11738-2026 FSC-klagomål.docx
@@ -1439,7 +1439,7 @@
     <w:r>
       <w:tab/>
       <w:tab/>
-      <w:t>2026-07-27</w:t>
+      <w:t>2026-07-28</w:t>
       <w:br/>
       <w:br/>
     </w:r>

--- a/klagomål/A 11738-2026 FSC-klagomål.docx
+++ b/klagomål/A 11738-2026 FSC-klagomål.docx
@@ -1439,7 +1439,7 @@
     <w:r>
       <w:tab/>
       <w:tab/>
-      <w:t>2026-07-28</w:t>
+      <w:t>2026-07-29</w:t>
       <w:br/>
       <w:br/>
     </w:r>

--- a/klagomål/A 11738-2026 FSC-klagomål.docx
+++ b/klagomål/A 11738-2026 FSC-klagomål.docx
@@ -1439,7 +1439,7 @@
     <w:r>
       <w:tab/>
       <w:tab/>
-      <w:t>2026-07-29</w:t>
+      <w:t>2026-07-30</w:t>
       <w:br/>
       <w:br/>
     </w:r>

--- a/klagomål/A 11738-2026 FSC-klagomål.docx
+++ b/klagomål/A 11738-2026 FSC-klagomål.docx
@@ -1439,7 +1439,7 @@
     <w:r>
       <w:tab/>
       <w:tab/>
-      <w:t>2026-07-30</w:t>
+      <w:t>2026-07-31</w:t>
       <w:br/>
       <w:br/>
     </w:r>

--- a/klagomål/A 11738-2026 FSC-klagomål.docx
+++ b/klagomål/A 11738-2026 FSC-klagomål.docx
@@ -1439,7 +1439,7 @@
     <w:r>
       <w:tab/>
       <w:tab/>
-      <w:t>2026-07-31</w:t>
+      <w:t>2026-08-01</w:t>
       <w:br/>
       <w:br/>
     </w:r>

--- a/klagomål/A 11738-2026 FSC-klagomål.docx
+++ b/klagomål/A 11738-2026 FSC-klagomål.docx
@@ -1439,7 +1439,7 @@
     <w:r>
       <w:tab/>
       <w:tab/>
-      <w:t>2026-08-01</w:t>
+      <w:t>2026-08-02</w:t>
       <w:br/>
       <w:br/>
     </w:r>

--- a/klagomål/A 11738-2026 FSC-klagomål.docx
+++ b/klagomål/A 11738-2026 FSC-klagomål.docx
@@ -1439,7 +1439,7 @@
     <w:r>
       <w:tab/>
       <w:tab/>
-      <w:t>2026-08-02</w:t>
+      <w:t>2026-08-03</w:t>
       <w:br/>
       <w:br/>
     </w:r>

--- a/klagomål/A 11738-2026 FSC-klagomål.docx
+++ b/klagomål/A 11738-2026 FSC-klagomål.docx
@@ -1439,7 +1439,7 @@
     <w:r>
       <w:tab/>
       <w:tab/>
-      <w:t>2026-08-03</w:t>
+      <w:t>2026-08-05</w:t>
       <w:br/>
       <w:br/>
     </w:r>

--- a/klagomål/A 11738-2026 FSC-klagomål.docx
+++ b/klagomål/A 11738-2026 FSC-klagomål.docx
@@ -1439,7 +1439,7 @@
     <w:r>
       <w:tab/>
       <w:tab/>
-      <w:t>2026-08-05</w:t>
+      <w:t>2026-08-07</w:t>
       <w:br/>
       <w:br/>
     </w:r>

--- a/klagomål/A 11738-2026 FSC-klagomål.docx
+++ b/klagomål/A 11738-2026 FSC-klagomål.docx
@@ -1439,7 +1439,7 @@
     <w:r>
       <w:tab/>
       <w:tab/>
-      <w:t>2026-08-07</w:t>
+      <w:t>2026-08-08</w:t>
       <w:br/>
       <w:br/>
     </w:r>

--- a/klagomål/A 11738-2026 FSC-klagomål.docx
+++ b/klagomål/A 11738-2026 FSC-klagomål.docx
@@ -216,7 +216,7 @@
         <w:spacing w:after="240"/>
       </w:pPr>
       <w:r>
-        <w:t>Figur 1. Fyndplatser för naturvårdsarter i och inom 18 meter från avverkningsanmälan. Markörer utan svart kant är placerade på fyndplatsen. Markörer med svart kant är placerade vid sidan av fyndplatsen har ett svart streck som visar fyndplatsens exakta position. Kartans mittpunktskoordinat är N 6465574, E 565194 i SWEREF 99 TM.</w:t>
+        <w:t>Figur 1. Fyndplatser för naturvårdsarter i och inom 18 meter från avverkningsanmälan. Markörer utan svart kant är placerade på fyndplatsen. Markörer med svart kant är placerade vid sidan av fyndplatsen och har ett svart streck som visar fyndplatsens exakta position. Kartans mittpunktskoordinat är N 6465574, E 565194 i SWEREF 99 TM.</w:t>
       </w:r>
     </w:p>
     <w:p>
@@ -1439,7 +1439,7 @@
     <w:r>
       <w:tab/>
       <w:tab/>
-      <w:t>2026-08-14</w:t>
+      <w:t>2026-08-15</w:t>
       <w:br/>
       <w:br/>
     </w:r>

--- a/klagomål/A 11738-2026 FSC-klagomål.docx
+++ b/klagomål/A 11738-2026 FSC-klagomål.docx
@@ -1439,7 +1439,7 @@
     <w:r>
       <w:tab/>
       <w:tab/>
-      <w:t>2026-08-15</w:t>
+      <w:t>2026-08-16</w:t>
       <w:br/>
       <w:br/>
     </w:r>

--- a/klagomål/A 11738-2026 FSC-klagomål.docx
+++ b/klagomål/A 11738-2026 FSC-klagomål.docx
@@ -1439,7 +1439,7 @@
     <w:r>
       <w:tab/>
       <w:tab/>
-      <w:t>2026-08-16</w:t>
+      <w:t>2026-08-17</w:t>
       <w:br/>
       <w:br/>
     </w:r>

--- a/klagomål/A 11738-2026 FSC-klagomål.docx
+++ b/klagomål/A 11738-2026 FSC-klagomål.docx
@@ -1439,7 +1439,7 @@
     <w:r>
       <w:tab/>
       <w:tab/>
-      <w:t>2026-08-17</w:t>
+      <w:t>2026-08-18</w:t>
       <w:br/>
       <w:br/>
     </w:r>

--- a/klagomål/A 11738-2026 FSC-klagomål.docx
+++ b/klagomål/A 11738-2026 FSC-klagomål.docx
@@ -1439,7 +1439,7 @@
     <w:r>
       <w:tab/>
       <w:tab/>
-      <w:t>2026-08-18</w:t>
+      <w:t>2026-08-19</w:t>
       <w:br/>
       <w:br/>
     </w:r>

--- a/klagomål/A 11738-2026 FSC-klagomål.docx
+++ b/klagomål/A 11738-2026 FSC-klagomål.docx
@@ -1439,7 +1439,7 @@
     <w:r>
       <w:tab/>
       <w:tab/>
-      <w:t>2026-08-19</w:t>
+      <w:t>2026-08-20</w:t>
       <w:br/>
       <w:br/>
     </w:r>

--- a/klagomål/A 11738-2026 FSC-klagomål.docx
+++ b/klagomål/A 11738-2026 FSC-klagomål.docx
@@ -1439,7 +1439,7 @@
     <w:r>
       <w:tab/>
       <w:tab/>
-      <w:t>2026-08-20</w:t>
+      <w:t>2026-08-21</w:t>
       <w:br/>
       <w:br/>
     </w:r>

--- a/klagomål/A 11738-2026 FSC-klagomål.docx
+++ b/klagomål/A 11738-2026 FSC-klagomål.docx
@@ -1439,7 +1439,7 @@
     <w:r>
       <w:tab/>
       <w:tab/>
-      <w:t>2026-08-21</w:t>
+      <w:t>2026-08-22</w:t>
       <w:br/>
       <w:br/>
     </w:r>

--- a/klagomål/A 11738-2026 FSC-klagomål.docx
+++ b/klagomål/A 11738-2026 FSC-klagomål.docx
@@ -1439,7 +1439,7 @@
     <w:r>
       <w:tab/>
       <w:tab/>
-      <w:t>2026-08-22</w:t>
+      <w:t>2026-08-23</w:t>
       <w:br/>
       <w:br/>
     </w:r>

--- a/klagomål/A 11738-2026 FSC-klagomål.docx
+++ b/klagomål/A 11738-2026 FSC-klagomål.docx
@@ -1439,7 +1439,7 @@
     <w:r>
       <w:tab/>
       <w:tab/>
-      <w:t>2026-08-23</w:t>
+      <w:t>2026-08-24</w:t>
       <w:br/>
       <w:br/>
     </w:r>

--- a/klagomål/A 11738-2026 FSC-klagomål.docx
+++ b/klagomål/A 11738-2026 FSC-klagomål.docx
@@ -1439,7 +1439,7 @@
     <w:r>
       <w:tab/>
       <w:tab/>
-      <w:t>2026-08-24</w:t>
+      <w:t>2026-08-25</w:t>
       <w:br/>
       <w:br/>
     </w:r>

--- a/klagomål/A 11738-2026 FSC-klagomål.docx
+++ b/klagomål/A 11738-2026 FSC-klagomål.docx
@@ -1439,7 +1439,7 @@
     <w:r>
       <w:tab/>
       <w:tab/>
-      <w:t>2026-08-25</w:t>
+      <w:t>2026-08-26</w:t>
       <w:br/>
       <w:br/>
     </w:r>

--- a/klagomål/A 11738-2026 FSC-klagomål.docx
+++ b/klagomål/A 11738-2026 FSC-klagomål.docx
@@ -1439,7 +1439,7 @@
     <w:r>
       <w:tab/>
       <w:tab/>
-      <w:t>2026-08-26</w:t>
+      <w:t>2026-08-27</w:t>
       <w:br/>
       <w:br/>
     </w:r>

--- a/klagomål/A 11738-2026 FSC-klagomål.docx
+++ b/klagomål/A 11738-2026 FSC-klagomål.docx
@@ -1439,7 +1439,7 @@
     <w:r>
       <w:tab/>
       <w:tab/>
-      <w:t>2026-08-27</w:t>
+      <w:t>2026-08-28</w:t>
       <w:br/>
       <w:br/>
     </w:r>

--- a/klagomål/A 11738-2026 FSC-klagomål.docx
+++ b/klagomål/A 11738-2026 FSC-klagomål.docx
@@ -1439,7 +1439,7 @@
     <w:r>
       <w:tab/>
       <w:tab/>
-      <w:t>2026-08-28</w:t>
+      <w:t>2026-08-29</w:t>
       <w:br/>
       <w:br/>
     </w:r>

--- a/klagomål/A 11738-2026 FSC-klagomål.docx
+++ b/klagomål/A 11738-2026 FSC-klagomål.docx
@@ -1439,7 +1439,7 @@
     <w:r>
       <w:tab/>
       <w:tab/>
-      <w:t>2026-08-29</w:t>
+      <w:t>2026-08-31</w:t>
       <w:br/>
       <w:br/>
     </w:r>

--- a/klagomål/A 11738-2026 FSC-klagomål.docx
+++ b/klagomål/A 11738-2026 FSC-klagomål.docx
@@ -1439,7 +1439,7 @@
     <w:r>
       <w:tab/>
       <w:tab/>
-      <w:t>2026-08-31</w:t>
+      <w:t>2026-09-01</w:t>
       <w:br/>
       <w:br/>
     </w:r>

--- a/klagomål/A 11738-2026 FSC-klagomål.docx
+++ b/klagomål/A 11738-2026 FSC-klagomål.docx
@@ -1439,7 +1439,7 @@
     <w:r>
       <w:tab/>
       <w:tab/>
-      <w:t>2026-09-01</w:t>
+      <w:t>2026-09-02</w:t>
       <w:br/>
       <w:br/>
     </w:r>

--- a/klagomål/A 11738-2026 FSC-klagomål.docx
+++ b/klagomål/A 11738-2026 FSC-klagomål.docx
@@ -1439,7 +1439,7 @@
     <w:r>
       <w:tab/>
       <w:tab/>
-      <w:t>2026-09-02</w:t>
+      <w:t>2026-09-03</w:t>
       <w:br/>
       <w:br/>
     </w:r>

--- a/klagomål/A 11738-2026 FSC-klagomål.docx
+++ b/klagomål/A 11738-2026 FSC-klagomål.docx
@@ -1439,7 +1439,7 @@
     <w:r>
       <w:tab/>
       <w:tab/>
-      <w:t>2026-09-03</w:t>
+      <w:t>2026-09-04</w:t>
       <w:br/>
       <w:br/>
     </w:r>

--- a/klagomål/A 11738-2026 FSC-klagomål.docx
+++ b/klagomål/A 11738-2026 FSC-klagomål.docx
@@ -1439,7 +1439,7 @@
     <w:r>
       <w:tab/>
       <w:tab/>
-      <w:t>2026-09-04</w:t>
+      <w:t>2026-09-05</w:t>
       <w:br/>
       <w:br/>
     </w:r>

--- a/klagomål/A 11738-2026 FSC-klagomål.docx
+++ b/klagomål/A 11738-2026 FSC-klagomål.docx
@@ -1439,7 +1439,7 @@
     <w:r>
       <w:tab/>
       <w:tab/>
-      <w:t>2026-09-05</w:t>
+      <w:t>2026-09-06</w:t>
       <w:br/>
       <w:br/>
     </w:r>

--- a/klagomål/A 11738-2026 FSC-klagomål.docx
+++ b/klagomål/A 11738-2026 FSC-klagomål.docx
@@ -1439,7 +1439,7 @@
     <w:r>
       <w:tab/>
       <w:tab/>
-      <w:t>2026-09-06</w:t>
+      <w:t>2026-09-07</w:t>
       <w:br/>
       <w:br/>
     </w:r>

--- a/klagomål/A 11738-2026 FSC-klagomål.docx
+++ b/klagomål/A 11738-2026 FSC-klagomål.docx
@@ -1439,7 +1439,7 @@
     <w:r>
       <w:tab/>
       <w:tab/>
-      <w:t>2026-09-07</w:t>
+      <w:t>2026-09-08</w:t>
       <w:br/>
       <w:br/>
     </w:r>

--- a/klagomål/A 11738-2026 FSC-klagomål.docx
+++ b/klagomål/A 11738-2026 FSC-klagomål.docx
@@ -1439,7 +1439,7 @@
     <w:r>
       <w:tab/>
       <w:tab/>
-      <w:t>2026-09-08</w:t>
+      <w:t>2026-09-09</w:t>
       <w:br/>
       <w:br/>
     </w:r>

--- a/klagomål/A 11738-2026 FSC-klagomål.docx
+++ b/klagomål/A 11738-2026 FSC-klagomål.docx
@@ -1439,7 +1439,7 @@
     <w:r>
       <w:tab/>
       <w:tab/>
-      <w:t>2026-09-09</w:t>
+      <w:t>2026-09-10</w:t>
       <w:br/>
       <w:br/>
     </w:r>

--- a/klagomål/A 11738-2026 FSC-klagomål.docx
+++ b/klagomål/A 11738-2026 FSC-klagomål.docx
@@ -1439,7 +1439,7 @@
     <w:r>
       <w:tab/>
       <w:tab/>
-      <w:t>2026-09-10</w:t>
+      <w:t>2026-09-11</w:t>
       <w:br/>
       <w:br/>
     </w:r>

--- a/klagomål/A 11738-2026 FSC-klagomål.docx
+++ b/klagomål/A 11738-2026 FSC-klagomål.docx
@@ -1439,7 +1439,7 @@
     <w:r>
       <w:tab/>
       <w:tab/>
-      <w:t>2026-09-11</w:t>
+      <w:t>2026-09-12</w:t>
       <w:br/>
       <w:br/>
     </w:r>

--- a/klagomål/A 11738-2026 FSC-klagomål.docx
+++ b/klagomål/A 11738-2026 FSC-klagomål.docx
@@ -1439,7 +1439,7 @@
     <w:r>
       <w:tab/>
       <w:tab/>
-      <w:t>2026-09-12</w:t>
+      <w:t>2026-09-13</w:t>
       <w:br/>
       <w:br/>
     </w:r>
